--- a/paper/Cover_Letter.docx
+++ b/paper/Cover_Letter.docx
@@ -56,7 +56,7 @@
         <w:spacing w:after="160"/>
       </w:pPr>
       <w:r>
-        <w:t>The manuscript is original, is not under consideration elsewhere, and all six authors have approved its submission. The research received no specific grant from funding agencies in the public, commercial, or not-for-profit sectors. Code and compact evidence are maintained under Zenodo concept DOI 10.5281/zenodo.22031663. The manuscript contains data-and-code, funding, competing-interest, CRediT, and generative-AI declarations.</w:t>
+        <w:t>The manuscript is original, is not under consideration elsewhere, and all six authors have approved its submission. The research received no specific grant from funding agencies in the public, commercial, or not-for-profit sectors. Code and compact evidence for release v2.1.0 are archived at DOI 10.5281/zenodo.22275640 under concept DOI 10.5281/zenodo.22031663. The manuscript contains data-and-code, funding, competing-interest, CRediT, and generative-AI declarations.</w:t>
       </w:r>
     </w:p>
     <w:p>
